--- a/Pregrado/Trabajo de grado 2/Clases/Recursos/ACAs/ACA 3 - Corte 3 - Metodologia e integracion.docx
+++ b/Pregrado/Trabajo de grado 2/Clases/Recursos/ACAs/ACA 3 - Corte 3 - Metodologia e integracion.docx
@@ -374,7 +374,7 @@
           <w:color w:val="2B2B2B"/>
           <w:sz w:val="21"/>
         </w:rPr>
-        <w:t>Fecha calculada con la regla del periodo (pesos + día de clase; ver Presentación del Curso / Manual).</w:t>
+        <w:t>Periodo [inicio–recepción] repartido por pesos del componente; entrega = día de clase semanal en o antes del fin de tramo (ultimo item &lt;= recepcion). P1: coev/autoev tras ACA 3 hasta cierre. Fuente: config/cursos/fechas_entrega_aca.py + carga_academica_2026.json.</w:t>
       </w:r>
     </w:p>
     <w:p>
@@ -852,7 +852,7 @@
           <w:color w:val="2B2B2B"/>
           <w:sz w:val="22"/>
         </w:rPr>
-        <w:t>Sesiones 08–12</w:t>
+        <w:t>Sesiones 09–11</w:t>
       </w:r>
       <w:r>
         <w:rPr>
@@ -861,7 +861,7 @@
           <w:color w:val="2B2B2B"/>
           <w:sz w:val="22"/>
         </w:rPr>
-        <w:t xml:space="preserve"> (metodología · instrumentos · integración · socialización · cierre hacia TG3).</w:t>
+        <w:t xml:space="preserve"> (integración del avance y correcciones · socialización de avances · cierre del avance y preparación para TG3).</w:t>
       </w:r>
     </w:p>
     <w:p>

--- a/Pregrado/Trabajo de grado 2/Clases/Recursos/ACAs/ACA 3 - Corte 3 - Metodologia e integracion.docx
+++ b/Pregrado/Trabajo de grado 2/Clases/Recursos/ACAs/ACA 3 - Corte 3 - Metodologia e integracion.docx
@@ -230,7 +230,7 @@
           <w:color w:val="2B2B2B"/>
           <w:sz w:val="22"/>
         </w:rPr>
-        <w:t xml:space="preserve"> ([URL CDigital — campus del curso pendiente])</w:t>
+        <w:t xml:space="preserve"> (https://cdigital.cun.edu.co/course/view.php?id=129268)</w:t>
       </w:r>
     </w:p>
     <w:p>
